--- a/09_Dimensionnement_Actionneur_Dynamique/13_Moby_Crea_09_Dimensionnement_Actionneur.docx
+++ b/09_Dimensionnement_Actionneur_Dynamique/13_Moby_Crea_09_Dimensionnement_Actionneur.docx
@@ -1,6 +1,6 @@
 
 <file path=word/document.xml><?xml version="1.0" encoding="utf-8"?>
-<w:document xmlns:wpc="http://schemas.microsoft.com/office/word/2010/wordprocessingCanvas" xmlns:cx="http://schemas.microsoft.com/office/drawing/2014/chartex" xmlns:cx1="http://schemas.microsoft.com/office/drawing/2015/9/8/chartex" xmlns:cx2="http://schemas.microsoft.com/office/drawing/2015/10/21/chartex" xmlns:cx3="http://schemas.microsoft.com/office/drawing/2016/5/9/chartex" xmlns:cx4="http://schemas.microsoft.com/office/drawing/2016/5/10/chartex" xmlns:cx5="http://schemas.microsoft.com/office/drawing/2016/5/11/chartex" xmlns:cx6="http://schemas.microsoft.com/office/drawing/2016/5/12/chartex" xmlns:cx7="http://schemas.microsoft.com/office/drawing/2016/5/13/chartex" xmlns:cx8="http://schemas.microsoft.com/office/drawing/2016/5/14/chartex" xmlns:mc="http://schemas.openxmlformats.org/markup-compatibility/2006" xmlns:aink="http://schemas.microsoft.com/office/drawing/2016/ink" xmlns:am3d="http://schemas.microsoft.com/office/drawing/2017/model3d" xmlns:o="urn:schemas-microsoft-com:office:office" xmlns:oel="http://schemas.microsoft.com/office/2019/extlst" xmlns:r="http://schemas.openxmlformats.org/officeDocument/2006/relationships" xmlns:m="http://schemas.openxmlformats.org/officeDocument/2006/math" xmlns:v="urn:schemas-microsoft-com:vml" xmlns:wp14="http://schemas.microsoft.com/office/word/2010/wordprocessingDrawing" xmlns:wp="http://schemas.openxmlformats.org/drawingml/2006/wordprocessingDrawing" xmlns:w10="urn:schemas-microsoft-com:office:word" xmlns:w="http://schemas.openxmlformats.org/wordprocessingml/2006/main" xmlns:w14="http://schemas.microsoft.com/office/word/2010/wordml" xmlns:w15="http://schemas.microsoft.com/office/word/2012/wordml" xmlns:w16cex="http://schemas.microsoft.com/office/word/2018/wordml/cex" xmlns:w16cid="http://schemas.microsoft.com/office/word/2016/wordml/cid" xmlns:w16="http://schemas.microsoft.com/office/word/2018/wordml" xmlns:w16sdtdh="http://schemas.microsoft.com/office/word/2020/wordml/sdtdatahash" xmlns:w16se="http://schemas.microsoft.com/office/word/2015/wordml/symex" xmlns:wpg="http://schemas.microsoft.com/office/word/2010/wordprocessingGroup" xmlns:wpi="http://schemas.microsoft.com/office/word/2010/wordprocessingInk" xmlns:wne="http://schemas.microsoft.com/office/word/2006/wordml" xmlns:wps="http://schemas.microsoft.com/office/word/2010/wordprocessingShape" mc:Ignorable="w14 w15 w16se w16cid w16 w16cex w16sdtdh wp14">
+<w:document xmlns:wpc="http://schemas.microsoft.com/office/word/2010/wordprocessingCanvas" xmlns:cx="http://schemas.microsoft.com/office/drawing/2014/chartex" xmlns:cx1="http://schemas.microsoft.com/office/drawing/2015/9/8/chartex" xmlns:cx2="http://schemas.microsoft.com/office/drawing/2015/10/21/chartex" xmlns:cx3="http://schemas.microsoft.com/office/drawing/2016/5/9/chartex" xmlns:cx4="http://schemas.microsoft.com/office/drawing/2016/5/10/chartex" xmlns:cx5="http://schemas.microsoft.com/office/drawing/2016/5/11/chartex" xmlns:cx6="http://schemas.microsoft.com/office/drawing/2016/5/12/chartex" xmlns:cx7="http://schemas.microsoft.com/office/drawing/2016/5/13/chartex" xmlns:cx8="http://schemas.microsoft.com/office/drawing/2016/5/14/chartex" xmlns:mc="http://schemas.openxmlformats.org/markup-compatibility/2006" xmlns:aink="http://schemas.microsoft.com/office/drawing/2016/ink" xmlns:am3d="http://schemas.microsoft.com/office/drawing/2017/model3d" xmlns:o="urn:schemas-microsoft-com:office:office" xmlns:oel="http://schemas.microsoft.com/office/2019/extlst" xmlns:r="http://schemas.openxmlformats.org/officeDocument/2006/relationships" xmlns:m="http://schemas.openxmlformats.org/officeDocument/2006/math" xmlns:v="urn:schemas-microsoft-com:vml" xmlns:wp14="http://schemas.microsoft.com/office/word/2010/wordprocessingDrawing" xmlns:wp="http://schemas.openxmlformats.org/drawingml/2006/wordprocessingDrawing" xmlns:w10="urn:schemas-microsoft-com:office:word" xmlns:w="http://schemas.openxmlformats.org/wordprocessingml/2006/main" xmlns:w14="http://schemas.microsoft.com/office/word/2010/wordml" xmlns:w15="http://schemas.microsoft.com/office/word/2012/wordml" xmlns:w16cex="http://schemas.microsoft.com/office/word/2018/wordml/cex" xmlns:w16cid="http://schemas.microsoft.com/office/word/2016/wordml/cid" xmlns:w16="http://schemas.microsoft.com/office/word/2018/wordml" xmlns:w16du="http://schemas.microsoft.com/office/word/2023/wordml/word16du" xmlns:w16sdtdh="http://schemas.microsoft.com/office/word/2020/wordml/sdtdatahash" xmlns:w16sdtfl="http://schemas.microsoft.com/office/word/2024/wordml/sdtformatlock" xmlns:w16se="http://schemas.microsoft.com/office/word/2015/wordml/symex" xmlns:wpg="http://schemas.microsoft.com/office/word/2010/wordprocessingGroup" xmlns:wpi="http://schemas.microsoft.com/office/word/2010/wordprocessingInk" xmlns:wne="http://schemas.microsoft.com/office/word/2006/wordml" xmlns:wps="http://schemas.microsoft.com/office/word/2010/wordprocessingShape" mc:Ignorable="w14 w15 w16se w16cid w16 w16cex w16sdtdh w16sdtfl w16du wp14">
   <w:body>
     <w:p>
       <w:pPr>
@@ -17,7 +17,10 @@
         <w:t xml:space="preserve">– </w:t>
       </w:r>
       <w:r>
-        <w:t>60</w:t>
+        <w:t>10</w:t>
+      </w:r>
+      <w:r>
+        <w:t>0</w:t>
       </w:r>
       <w:r>
         <w:t xml:space="preserve"> minutes</w:t>
@@ -270,7 +273,6 @@
           <w:p>
             <w:pPr>
               <w:spacing w:line="240" w:lineRule="auto"/>
-              <w:jc w:val="left"/>
               <w:rPr>
                 <w:b/>
                 <w:bCs/>
@@ -296,6 +298,159 @@
                 <w:bCs/>
               </w:rPr>
               <w:t>. On cherche donc à connaître le couple et la vitesse de rotation que doit pouvoir fournir ce moteur.</w:t>
+            </w:r>
+          </w:p>
+        </w:tc>
+      </w:tr>
+    </w:tbl>
+    <w:p/>
+    <w:tbl>
+      <w:tblPr>
+        <w:tblStyle w:val="Grilledutableau"/>
+        <w:tblW w:w="0" w:type="auto"/>
+        <w:tblBorders>
+          <w:top w:val="single" w:sz="4" w:space="0" w:color="002060"/>
+          <w:left w:val="single" w:sz="4" w:space="0" w:color="002060"/>
+          <w:bottom w:val="single" w:sz="4" w:space="0" w:color="002060"/>
+          <w:right w:val="single" w:sz="4" w:space="0" w:color="002060"/>
+          <w:insideH w:val="none" w:sz="0" w:space="0" w:color="auto"/>
+          <w:insideV w:val="none" w:sz="0" w:space="0" w:color="auto"/>
+        </w:tblBorders>
+        <w:shd w:val="clear" w:color="auto" w:fill="DDE8FF"/>
+        <w:tblLook w:val="04A0" w:firstRow="1" w:lastRow="0" w:firstColumn="1" w:lastColumn="0" w:noHBand="0" w:noVBand="1"/>
+      </w:tblPr>
+      <w:tblGrid>
+        <w:gridCol w:w="846"/>
+        <w:gridCol w:w="9348"/>
+      </w:tblGrid>
+      <w:tr>
+        <w:trPr>
+          <w:cantSplit/>
+          <w:trHeight w:val="1651"/>
+        </w:trPr>
+        <w:tc>
+          <w:tcPr>
+            <w:tcW w:w="846" w:type="dxa"/>
+            <w:shd w:val="clear" w:color="auto" w:fill="DDE8FF"/>
+            <w:textDirection w:val="btLr"/>
+            <w:vAlign w:val="center"/>
+          </w:tcPr>
+          <w:p>
+            <w:pPr>
+              <w:ind w:left="113" w:right="113"/>
+              <w:jc w:val="center"/>
+              <w:rPr>
+                <w:rFonts w:ascii="Tw Cen MT" w:hAnsi="Tw Cen MT"/>
+                <w:b/>
+                <w:lang w:eastAsia="fr-FR"/>
+              </w:rPr>
+            </w:pPr>
+            <w:r>
+              <w:rPr>
+                <w:rFonts w:ascii="Tw Cen MT" w:hAnsi="Tw Cen MT"/>
+                <w:b/>
+                <w:lang w:eastAsia="fr-FR"/>
+              </w:rPr>
+              <w:t xml:space="preserve">Expérimenter </w:t>
+            </w:r>
+          </w:p>
+        </w:tc>
+        <w:tc>
+          <w:tcPr>
+            <w:tcW w:w="9348" w:type="dxa"/>
+            <w:shd w:val="clear" w:color="auto" w:fill="DDE8FF"/>
+            <w:vAlign w:val="center"/>
+          </w:tcPr>
+          <w:p>
+            <w:pPr>
+              <w:spacing w:line="240" w:lineRule="auto"/>
+              <w:jc w:val="left"/>
+              <w:rPr>
+                <w:rFonts w:ascii="Tw Cen MT" w:hAnsi="Tw Cen MT"/>
+                <w:b/>
+                <w:bCs/>
+                <w:sz w:val="22"/>
+                <w:szCs w:val="24"/>
+              </w:rPr>
+            </w:pPr>
+            <w:r>
+              <w:rPr>
+                <w:rFonts w:ascii="Tw Cen MT" w:hAnsi="Tw Cen MT"/>
+                <w:b/>
+                <w:bCs/>
+                <w:sz w:val="22"/>
+                <w:szCs w:val="24"/>
+              </w:rPr>
+              <w:t xml:space="preserve">Activité </w:t>
+            </w:r>
+            <w:r>
+              <w:rPr>
+                <w:rFonts w:ascii="Tw Cen MT" w:hAnsi="Tw Cen MT"/>
+                <w:b/>
+                <w:bCs/>
+                <w:sz w:val="22"/>
+                <w:szCs w:val="24"/>
+              </w:rPr>
+              <w:t>1</w:t>
+            </w:r>
+          </w:p>
+          <w:p>
+            <w:pPr>
+              <w:pStyle w:val="Paragraphedeliste"/>
+              <w:numPr>
+                <w:ilvl w:val="0"/>
+                <w:numId w:val="10"/>
+              </w:numPr>
+              <w:spacing w:line="240" w:lineRule="auto"/>
+              <w:jc w:val="left"/>
+            </w:pPr>
+            <w:r>
+              <w:rPr>
+                <w:lang w:eastAsia="fr-FR"/>
+              </w:rPr>
+              <w:t xml:space="preserve">Réaliser un mouvement vertical dans les conditions suivantes : </w:t>
+            </w:r>
+          </w:p>
+          <w:p>
+            <w:pPr>
+              <w:pStyle w:val="Paragraphedeliste"/>
+              <w:numPr>
+                <w:ilvl w:val="1"/>
+                <w:numId w:val="10"/>
+              </w:numPr>
+              <w:spacing w:line="240" w:lineRule="auto"/>
+              <w:jc w:val="left"/>
+            </w:pPr>
+            <w:r>
+              <w:t>Vitesse minimale, vitesse maximale, chargement « nul » et chargement de 5 kg.</w:t>
+            </w:r>
+          </w:p>
+          <w:p>
+            <w:pPr>
+              <w:pStyle w:val="Paragraphedeliste"/>
+              <w:numPr>
+                <w:ilvl w:val="0"/>
+                <w:numId w:val="10"/>
+              </w:numPr>
+              <w:spacing w:line="240" w:lineRule="auto"/>
+              <w:jc w:val="left"/>
+            </w:pPr>
+            <w:r>
+              <w:t xml:space="preserve">Pour chacun des essais, relever le courant moteur et la vitesse de rotation du moteur. </w:t>
+            </w:r>
+          </w:p>
+          <w:p>
+            <w:pPr>
+              <w:pStyle w:val="Paragraphedeliste"/>
+              <w:numPr>
+                <w:ilvl w:val="0"/>
+                <w:numId w:val="10"/>
+              </w:numPr>
+              <w:spacing w:line="240" w:lineRule="auto"/>
+              <w:jc w:val="left"/>
+            </w:pPr>
+            <w:r>
+              <w:t>Evaluer la puissance nécessaire au mouvement du berce bébé.</w:t>
             </w:r>
           </w:p>
         </w:tc>
@@ -407,13 +562,7 @@
               <w:jc w:val="left"/>
             </w:pPr>
             <w:r>
-              <w:t>Proposer une modélisation d</w:t>
-            </w:r>
-            <w:r>
-              <w:t xml:space="preserve">u MobyCrea </w:t>
-            </w:r>
-            <w:r>
-              <w:t>(schéma cinématique paramétré et/ou graphe de liaisons).</w:t>
+              <w:t>Proposer une modélisation du MobyCrea (schéma cinématique paramétré et/ou graphe de liaisons).</w:t>
             </w:r>
           </w:p>
           <w:p>
@@ -442,6 +591,599 @@
             </w:pPr>
             <w:r>
               <w:t>Faire un bilan exhaustif des puissances extérieures.</w:t>
+            </w:r>
+          </w:p>
+        </w:tc>
+      </w:tr>
+    </w:tbl>
+    <w:p/>
+    <w:p>
+      <w:r>
+        <w:t xml:space="preserve">On pourra montrer que : </w:t>
+      </w:r>
+    </w:p>
+    <w:p>
+      <w:pPr>
+        <w:pStyle w:val="Paragraphedeliste"/>
+        <w:numPr>
+          <w:ilvl w:val="0"/>
+          <w:numId w:val="15"/>
+        </w:numPr>
+      </w:pPr>
+      <w:r>
+        <w:t xml:space="preserve">la loi ES de l’axe vertical est donnée par : </w:t>
+      </w:r>
+      <m:oMath>
+        <m:r>
+          <w:rPr>
+            <w:rFonts w:ascii="Cambria Math" w:hAnsi="Cambria Math"/>
+          </w:rPr>
+          <m:t>λ</m:t>
+        </m:r>
+        <m:d>
+          <m:dPr>
+            <m:ctrlPr>
+              <w:rPr>
+                <w:rFonts w:ascii="Cambria Math" w:hAnsi="Cambria Math"/>
+                <w:i/>
+              </w:rPr>
+            </m:ctrlPr>
+          </m:dPr>
+          <m:e>
+            <m:r>
+              <w:rPr>
+                <w:rFonts w:ascii="Cambria Math" w:hAnsi="Cambria Math"/>
+              </w:rPr>
+              <m:t>t</m:t>
+            </m:r>
+          </m:e>
+        </m:d>
+        <m:r>
+          <w:rPr>
+            <w:rFonts w:ascii="Cambria Math" w:hAnsi="Cambria Math"/>
+          </w:rPr>
+          <m:t xml:space="preserve">= </m:t>
+        </m:r>
+        <m:rad>
+          <m:radPr>
+            <m:degHide m:val="1"/>
+            <m:ctrlPr>
+              <w:rPr>
+                <w:rFonts w:ascii="Cambria Math" w:hAnsi="Cambria Math"/>
+                <w:i/>
+              </w:rPr>
+            </m:ctrlPr>
+          </m:radPr>
+          <m:deg/>
+          <m:e>
+            <m:sSup>
+              <m:sSupPr>
+                <m:ctrlPr>
+                  <w:rPr>
+                    <w:rFonts w:ascii="Cambria Math" w:hAnsi="Cambria Math"/>
+                    <w:i/>
+                  </w:rPr>
+                </m:ctrlPr>
+              </m:sSupPr>
+              <m:e>
+                <m:r>
+                  <w:rPr>
+                    <w:rFonts w:ascii="Cambria Math" w:hAnsi="Cambria Math"/>
+                  </w:rPr>
+                  <m:t>L</m:t>
+                </m:r>
+              </m:e>
+              <m:sup>
+                <m:r>
+                  <w:rPr>
+                    <w:rFonts w:ascii="Cambria Math" w:hAnsi="Cambria Math"/>
+                  </w:rPr>
+                  <m:t>2</m:t>
+                </m:r>
+              </m:sup>
+            </m:sSup>
+            <m:r>
+              <w:rPr>
+                <w:rFonts w:ascii="Cambria Math" w:hAnsi="Cambria Math"/>
+              </w:rPr>
+              <m:t>-</m:t>
+            </m:r>
+            <m:sSup>
+              <m:sSupPr>
+                <m:ctrlPr>
+                  <w:rPr>
+                    <w:rFonts w:ascii="Cambria Math" w:hAnsi="Cambria Math"/>
+                    <w:i/>
+                  </w:rPr>
+                </m:ctrlPr>
+              </m:sSupPr>
+              <m:e>
+                <m:r>
+                  <w:rPr>
+                    <w:rFonts w:ascii="Cambria Math" w:hAnsi="Cambria Math"/>
+                  </w:rPr>
+                  <m:t>e</m:t>
+                </m:r>
+              </m:e>
+              <m:sup>
+                <m:r>
+                  <w:rPr>
+                    <w:rFonts w:ascii="Cambria Math" w:hAnsi="Cambria Math"/>
+                  </w:rPr>
+                  <m:t>2</m:t>
+                </m:r>
+              </m:sup>
+            </m:sSup>
+            <m:func>
+              <m:funcPr>
+                <m:ctrlPr>
+                  <w:rPr>
+                    <w:rFonts w:ascii="Cambria Math" w:hAnsi="Cambria Math"/>
+                    <w:i/>
+                  </w:rPr>
+                </m:ctrlPr>
+              </m:funcPr>
+              <m:fName>
+                <m:r>
+                  <m:rPr>
+                    <m:sty m:val="p"/>
+                  </m:rPr>
+                  <w:rPr>
+                    <w:rFonts w:ascii="Cambria Math" w:hAnsi="Cambria Math"/>
+                  </w:rPr>
+                  <m:t>cos</m:t>
+                </m:r>
+              </m:fName>
+              <m:e>
+                <m:sSub>
+                  <m:sSubPr>
+                    <m:ctrlPr>
+                      <w:rPr>
+                        <w:rFonts w:ascii="Cambria Math" w:hAnsi="Cambria Math"/>
+                        <w:i/>
+                      </w:rPr>
+                    </m:ctrlPr>
+                  </m:sSubPr>
+                  <m:e>
+                    <m:r>
+                      <w:rPr>
+                        <w:rFonts w:ascii="Cambria Math" w:hAnsi="Cambria Math"/>
+                      </w:rPr>
+                      <m:t>θ</m:t>
+                    </m:r>
+                  </m:e>
+                  <m:sub>
+                    <m:r>
+                      <w:rPr>
+                        <w:rFonts w:ascii="Cambria Math" w:hAnsi="Cambria Math"/>
+                      </w:rPr>
+                      <m:t>9</m:t>
+                    </m:r>
+                  </m:sub>
+                </m:sSub>
+              </m:e>
+            </m:func>
+          </m:e>
+        </m:rad>
+        <m:r>
+          <w:rPr>
+            <w:rFonts w:ascii="Cambria Math" w:hAnsi="Cambria Math"/>
+          </w:rPr>
+          <m:t>}+e</m:t>
+        </m:r>
+        <m:func>
+          <m:funcPr>
+            <m:ctrlPr>
+              <w:rPr>
+                <w:rFonts w:ascii="Cambria Math" w:hAnsi="Cambria Math"/>
+                <w:i/>
+              </w:rPr>
+            </m:ctrlPr>
+          </m:funcPr>
+          <m:fName>
+            <m:r>
+              <m:rPr>
+                <m:sty m:val="p"/>
+              </m:rPr>
+              <w:rPr>
+                <w:rFonts w:ascii="Cambria Math" w:hAnsi="Cambria Math"/>
+              </w:rPr>
+              <m:t>sin</m:t>
+            </m:r>
+          </m:fName>
+          <m:e>
+            <m:sSub>
+              <m:sSubPr>
+                <m:ctrlPr>
+                  <w:rPr>
+                    <w:rFonts w:ascii="Cambria Math" w:hAnsi="Cambria Math"/>
+                    <w:i/>
+                  </w:rPr>
+                </m:ctrlPr>
+              </m:sSubPr>
+              <m:e>
+                <m:r>
+                  <w:rPr>
+                    <w:rFonts w:ascii="Cambria Math" w:hAnsi="Cambria Math"/>
+                  </w:rPr>
+                  <m:t>θ</m:t>
+                </m:r>
+              </m:e>
+              <m:sub>
+                <m:r>
+                  <w:rPr>
+                    <w:rFonts w:ascii="Cambria Math" w:hAnsi="Cambria Math"/>
+                  </w:rPr>
+                  <m:t>9</m:t>
+                </m:r>
+              </m:sub>
+            </m:sSub>
+          </m:e>
+        </m:func>
+      </m:oMath>
+    </w:p>
+    <w:p>
+      <w:pPr>
+        <w:pStyle w:val="Paragraphedeliste"/>
+        <w:numPr>
+          <w:ilvl w:val="0"/>
+          <w:numId w:val="15"/>
+        </w:numPr>
+        <w:rPr>
+          <w:rFonts w:ascii="Cambria Math" w:hAnsi="Cambria Math"/>
+          <w:oMath/>
+        </w:rPr>
+      </w:pPr>
+      <w:r>
+        <w:t xml:space="preserve">la loi ES du ressort est de la forme </w:t>
+      </w:r>
+      <m:oMath>
+        <m:r>
+          <w:rPr>
+            <w:rFonts w:ascii="Cambria Math" w:hAnsi="Cambria Math"/>
+          </w:rPr>
+          <m:t>μ</m:t>
+        </m:r>
+        <m:r>
+          <w:rPr>
+            <w:rFonts w:ascii="Cambria Math" w:hAnsi="Cambria Math"/>
+          </w:rPr>
+          <m:t>=</m:t>
+        </m:r>
+        <m:f>
+          <m:fPr>
+            <m:ctrlPr>
+              <w:rPr>
+                <w:rFonts w:ascii="Cambria Math" w:hAnsi="Cambria Math"/>
+                <w:i/>
+              </w:rPr>
+            </m:ctrlPr>
+          </m:fPr>
+          <m:num>
+            <m:r>
+              <w:rPr>
+                <w:rFonts w:ascii="Cambria Math" w:hAnsi="Cambria Math"/>
+              </w:rPr>
+              <m:t>2</m:t>
+            </m:r>
+            <m:r>
+              <m:rPr>
+                <m:scr m:val="script"/>
+              </m:rPr>
+              <w:rPr>
+                <w:rFonts w:ascii="Cambria Math" w:hAnsi="Cambria Math"/>
+              </w:rPr>
+              <m:t>l</m:t>
+            </m:r>
+          </m:num>
+          <m:den>
+            <m:sSub>
+              <m:sSubPr>
+                <m:ctrlPr>
+                  <w:rPr>
+                    <w:rFonts w:ascii="Cambria Math" w:hAnsi="Cambria Math"/>
+                    <w:i/>
+                  </w:rPr>
+                </m:ctrlPr>
+              </m:sSubPr>
+              <m:e>
+                <m:r>
+                  <m:rPr>
+                    <m:scr m:val="script"/>
+                  </m:rPr>
+                  <w:rPr>
+                    <w:rFonts w:ascii="Cambria Math" w:hAnsi="Cambria Math"/>
+                  </w:rPr>
+                  <m:t>l</m:t>
+                </m:r>
+              </m:e>
+              <m:sub>
+                <m:r>
+                  <w:rPr>
+                    <w:rFonts w:ascii="Cambria Math" w:hAnsi="Cambria Math"/>
+                  </w:rPr>
+                  <m:t>1</m:t>
+                </m:r>
+              </m:sub>
+            </m:sSub>
+          </m:den>
+        </m:f>
+        <m:rad>
+          <m:radPr>
+            <m:degHide m:val="1"/>
+            <m:ctrlPr>
+              <w:rPr>
+                <w:rFonts w:ascii="Cambria Math" w:hAnsi="Cambria Math"/>
+                <w:i/>
+              </w:rPr>
+            </m:ctrlPr>
+          </m:radPr>
+          <m:deg/>
+          <m:e>
+            <m:sSubSup>
+              <m:sSubSupPr>
+                <m:ctrlPr>
+                  <w:rPr>
+                    <w:rFonts w:ascii="Cambria Math" w:hAnsi="Cambria Math"/>
+                    <w:i/>
+                  </w:rPr>
+                </m:ctrlPr>
+              </m:sSubSupPr>
+              <m:e>
+                <m:r>
+                  <m:rPr>
+                    <m:scr m:val="script"/>
+                  </m:rPr>
+                  <w:rPr>
+                    <w:rFonts w:ascii="Cambria Math" w:hAnsi="Cambria Math"/>
+                  </w:rPr>
+                  <m:t>l</m:t>
+                </m:r>
+              </m:e>
+              <m:sub>
+                <m:r>
+                  <w:rPr>
+                    <w:rFonts w:ascii="Cambria Math" w:hAnsi="Cambria Math"/>
+                  </w:rPr>
+                  <m:t>1</m:t>
+                </m:r>
+              </m:sub>
+              <m:sup>
+                <m:r>
+                  <w:rPr>
+                    <w:rFonts w:ascii="Cambria Math" w:hAnsi="Cambria Math"/>
+                  </w:rPr>
+                  <m:t>2</m:t>
+                </m:r>
+              </m:sup>
+            </m:sSubSup>
+            <m:r>
+              <w:rPr>
+                <w:rFonts w:ascii="Cambria Math" w:hAnsi="Cambria Math"/>
+              </w:rPr>
+              <m:t>-</m:t>
+            </m:r>
+            <m:sSup>
+              <m:sSupPr>
+                <m:ctrlPr>
+                  <w:rPr>
+                    <w:rFonts w:ascii="Cambria Math" w:hAnsi="Cambria Math"/>
+                    <w:i/>
+                  </w:rPr>
+                </m:ctrlPr>
+              </m:sSupPr>
+              <m:e>
+                <m:d>
+                  <m:dPr>
+                    <m:ctrlPr>
+                      <w:rPr>
+                        <w:rFonts w:ascii="Cambria Math" w:hAnsi="Cambria Math"/>
+                        <w:i/>
+                      </w:rPr>
+                    </m:ctrlPr>
+                  </m:dPr>
+                  <m:e>
+                    <m:r>
+                      <w:rPr>
+                        <w:rFonts w:ascii="Cambria Math" w:hAnsi="Cambria Math"/>
+                      </w:rPr>
+                      <m:t>λ+</m:t>
+                    </m:r>
+                    <m:sSub>
+                      <m:sSubPr>
+                        <m:ctrlPr>
+                          <w:rPr>
+                            <w:rFonts w:ascii="Cambria Math" w:hAnsi="Cambria Math"/>
+                            <w:i/>
+                          </w:rPr>
+                        </m:ctrlPr>
+                      </m:sSubPr>
+                      <m:e>
+                        <m:r>
+                          <m:rPr>
+                            <m:scr m:val="script"/>
+                          </m:rPr>
+                          <w:rPr>
+                            <w:rFonts w:ascii="Cambria Math" w:hAnsi="Cambria Math"/>
+                          </w:rPr>
+                          <m:t>l</m:t>
+                        </m:r>
+                      </m:e>
+                      <m:sub>
+                        <m:r>
+                          <w:rPr>
+                            <w:rFonts w:ascii="Cambria Math" w:hAnsi="Cambria Math"/>
+                          </w:rPr>
+                          <m:t>2</m:t>
+                        </m:r>
+                      </m:sub>
+                    </m:sSub>
+                  </m:e>
+                </m:d>
+              </m:e>
+              <m:sup>
+                <m:r>
+                  <w:rPr>
+                    <w:rFonts w:ascii="Cambria Math" w:hAnsi="Cambria Math"/>
+                  </w:rPr>
+                  <m:t>2</m:t>
+                </m:r>
+              </m:sup>
+            </m:sSup>
+          </m:e>
+        </m:rad>
+      </m:oMath>
+      <w:r>
+        <w:rPr>
+          <w:rFonts w:eastAsiaTheme="minorEastAsia"/>
+        </w:rPr>
+        <w:t xml:space="preserve"> avec </w:t>
+      </w:r>
+      <m:oMath>
+        <m:sSub>
+          <m:sSubPr>
+            <m:ctrlPr>
+              <w:rPr>
+                <w:rFonts w:ascii="Cambria Math" w:eastAsiaTheme="minorEastAsia" w:hAnsi="Cambria Math"/>
+                <w:i/>
+              </w:rPr>
+            </m:ctrlPr>
+          </m:sSubPr>
+          <m:e>
+            <m:r>
+              <m:rPr>
+                <m:scr m:val="script"/>
+              </m:rPr>
+              <w:rPr>
+                <w:rFonts w:ascii="Cambria Math" w:eastAsiaTheme="minorEastAsia" w:hAnsi="Cambria Math"/>
+              </w:rPr>
+              <m:t>l</m:t>
+            </m:r>
+          </m:e>
+          <m:sub>
+            <m:r>
+              <w:rPr>
+                <w:rFonts w:ascii="Cambria Math" w:eastAsiaTheme="minorEastAsia" w:hAnsi="Cambria Math"/>
+              </w:rPr>
+              <m:t>i</m:t>
+            </m:r>
+          </m:sub>
+        </m:sSub>
+      </m:oMath>
+      <w:r>
+        <w:rPr>
+          <w:rFonts w:eastAsiaTheme="minorEastAsia"/>
+        </w:rPr>
+        <w:t xml:space="preserve"> des valeurs à déterminer.</w:t>
+      </w:r>
+    </w:p>
+    <w:p/>
+    <w:tbl>
+      <w:tblPr>
+        <w:tblStyle w:val="Grilledutableau"/>
+        <w:tblW w:w="0" w:type="auto"/>
+        <w:tblBorders>
+          <w:top w:val="single" w:sz="4" w:space="0" w:color="002060"/>
+          <w:left w:val="single" w:sz="4" w:space="0" w:color="002060"/>
+          <w:bottom w:val="single" w:sz="4" w:space="0" w:color="002060"/>
+          <w:right w:val="single" w:sz="4" w:space="0" w:color="002060"/>
+          <w:insideH w:val="none" w:sz="0" w:space="0" w:color="auto"/>
+          <w:insideV w:val="none" w:sz="0" w:space="0" w:color="auto"/>
+        </w:tblBorders>
+        <w:shd w:val="clear" w:color="auto" w:fill="DDE8FF"/>
+        <w:tblLook w:val="04A0" w:firstRow="1" w:lastRow="0" w:firstColumn="1" w:lastColumn="0" w:noHBand="0" w:noVBand="1"/>
+      </w:tblPr>
+      <w:tblGrid>
+        <w:gridCol w:w="846"/>
+        <w:gridCol w:w="9348"/>
+      </w:tblGrid>
+      <w:tr>
+        <w:trPr>
+          <w:cantSplit/>
+          <w:trHeight w:val="1651"/>
+        </w:trPr>
+        <w:tc>
+          <w:tcPr>
+            <w:tcW w:w="846" w:type="dxa"/>
+            <w:tcBorders>
+              <w:top w:val="single" w:sz="4" w:space="0" w:color="002060"/>
+              <w:left w:val="single" w:sz="4" w:space="0" w:color="002060"/>
+              <w:bottom w:val="single" w:sz="4" w:space="0" w:color="002060"/>
+              <w:right w:val="nil"/>
+            </w:tcBorders>
+            <w:shd w:val="clear" w:color="auto" w:fill="DDE8FF"/>
+            <w:textDirection w:val="btLr"/>
+            <w:vAlign w:val="center"/>
+            <w:hideMark/>
+          </w:tcPr>
+          <w:p>
+            <w:pPr>
+              <w:ind w:left="113" w:right="113"/>
+              <w:jc w:val="center"/>
+              <w:rPr>
+                <w:rFonts w:ascii="Tw Cen MT" w:hAnsi="Tw Cen MT"/>
+                <w:b/>
+                <w:lang w:eastAsia="fr-FR"/>
+              </w:rPr>
+            </w:pPr>
+            <w:r>
+              <w:rPr>
+                <w:rFonts w:ascii="Tw Cen MT" w:hAnsi="Tw Cen MT"/>
+                <w:b/>
+                <w:lang w:eastAsia="fr-FR"/>
+              </w:rPr>
+              <w:t xml:space="preserve">Modéliser et Expérimenter </w:t>
+            </w:r>
+          </w:p>
+        </w:tc>
+        <w:tc>
+          <w:tcPr>
+            <w:tcW w:w="9348" w:type="dxa"/>
+            <w:tcBorders>
+              <w:top w:val="single" w:sz="4" w:space="0" w:color="002060"/>
+              <w:left w:val="nil"/>
+              <w:bottom w:val="single" w:sz="4" w:space="0" w:color="002060"/>
+              <w:right w:val="single" w:sz="4" w:space="0" w:color="002060"/>
+            </w:tcBorders>
+            <w:shd w:val="clear" w:color="auto" w:fill="DDE8FF"/>
+            <w:vAlign w:val="center"/>
+            <w:hideMark/>
+          </w:tcPr>
+          <w:p>
+            <w:pPr>
+              <w:spacing w:line="240" w:lineRule="auto"/>
+              <w:jc w:val="left"/>
+              <w:rPr>
+                <w:rFonts w:ascii="Tw Cen MT" w:hAnsi="Tw Cen MT"/>
+                <w:b/>
+                <w:bCs/>
+                <w:sz w:val="22"/>
+                <w:szCs w:val="24"/>
+              </w:rPr>
+            </w:pPr>
+            <w:r>
+              <w:rPr>
+                <w:rFonts w:ascii="Tw Cen MT" w:hAnsi="Tw Cen MT"/>
+                <w:b/>
+                <w:bCs/>
+                <w:sz w:val="22"/>
+                <w:szCs w:val="24"/>
+              </w:rPr>
+              <w:t>Activité 2</w:t>
+            </w:r>
+          </w:p>
+          <w:p>
+            <w:pPr>
+              <w:pStyle w:val="Paragraphedeliste"/>
+              <w:numPr>
+                <w:ilvl w:val="0"/>
+                <w:numId w:val="10"/>
+              </w:numPr>
+              <w:spacing w:line="240" w:lineRule="auto"/>
+              <w:jc w:val="left"/>
+            </w:pPr>
+            <w:r>
+              <w:t xml:space="preserve">Estimer l’énergie cinétique du MobyCrea. Justifier qu’on puisse ou qu’on ne puisse pas négliger certains composants dans cette étude. </w:t>
             </w:r>
           </w:p>
         </w:tc>
@@ -539,7 +1281,7 @@
                 <w:sz w:val="22"/>
                 <w:szCs w:val="24"/>
               </w:rPr>
-              <w:t>Activité 2</w:t>
+              <w:t>Activité 3</w:t>
             </w:r>
           </w:p>
           <w:p>
@@ -553,13 +1295,21 @@
               <w:jc w:val="left"/>
             </w:pPr>
             <w:r>
-              <w:t xml:space="preserve">Estimer l’énergie cinétique </w:t>
-            </w:r>
-            <w:r>
-              <w:t xml:space="preserve">du </w:t>
-            </w:r>
-            <w:r>
-              <w:t xml:space="preserve">MobyCrea. Justifier qu’on puisse ou qu’on ne puisse pas négliger certains composants dans cette étude. </w:t>
+              <w:t>Proposer un modèle de frottement et estimer les pertes globales du système.</w:t>
+            </w:r>
+          </w:p>
+          <w:p>
+            <w:pPr>
+              <w:pStyle w:val="Paragraphedeliste"/>
+              <w:numPr>
+                <w:ilvl w:val="0"/>
+                <w:numId w:val="10"/>
+              </w:numPr>
+              <w:spacing w:line="240" w:lineRule="auto"/>
+              <w:jc w:val="left"/>
+            </w:pPr>
+            <w:r>
+              <w:t>Lister et estimer d’autres sources de pertes énergétiques.</w:t>
             </w:r>
           </w:p>
         </w:tc>
@@ -620,132 +1370,7 @@
                 <w:b/>
                 <w:lang w:eastAsia="fr-FR"/>
               </w:rPr>
-              <w:t xml:space="preserve">Modéliser et Expérimenter </w:t>
-            </w:r>
-          </w:p>
-        </w:tc>
-        <w:tc>
-          <w:tcPr>
-            <w:tcW w:w="9348" w:type="dxa"/>
-            <w:tcBorders>
-              <w:top w:val="single" w:sz="4" w:space="0" w:color="002060"/>
-              <w:left w:val="nil"/>
-              <w:bottom w:val="single" w:sz="4" w:space="0" w:color="002060"/>
-              <w:right w:val="single" w:sz="4" w:space="0" w:color="002060"/>
-            </w:tcBorders>
-            <w:shd w:val="clear" w:color="auto" w:fill="DDE8FF"/>
-            <w:vAlign w:val="center"/>
-            <w:hideMark/>
-          </w:tcPr>
-          <w:p>
-            <w:pPr>
-              <w:spacing w:line="240" w:lineRule="auto"/>
-              <w:jc w:val="left"/>
-              <w:rPr>
-                <w:rFonts w:ascii="Tw Cen MT" w:hAnsi="Tw Cen MT"/>
-                <w:b/>
-                <w:bCs/>
-                <w:sz w:val="22"/>
-                <w:szCs w:val="24"/>
-              </w:rPr>
-            </w:pPr>
-            <w:r>
-              <w:rPr>
-                <w:rFonts w:ascii="Tw Cen MT" w:hAnsi="Tw Cen MT"/>
-                <w:b/>
-                <w:bCs/>
-                <w:sz w:val="22"/>
-                <w:szCs w:val="24"/>
-              </w:rPr>
-              <w:t>Activité 3</w:t>
-            </w:r>
-          </w:p>
-          <w:p>
-            <w:pPr>
-              <w:pStyle w:val="Paragraphedeliste"/>
-              <w:numPr>
-                <w:ilvl w:val="0"/>
-                <w:numId w:val="10"/>
-              </w:numPr>
-              <w:spacing w:line="240" w:lineRule="auto"/>
-              <w:jc w:val="left"/>
-            </w:pPr>
-            <w:r>
-              <w:t>Proposer un modèle de frottement et estimer les pertes globales du système.</w:t>
-            </w:r>
-          </w:p>
-          <w:p>
-            <w:pPr>
-              <w:pStyle w:val="Paragraphedeliste"/>
-              <w:numPr>
-                <w:ilvl w:val="0"/>
-                <w:numId w:val="10"/>
-              </w:numPr>
-              <w:spacing w:line="240" w:lineRule="auto"/>
-              <w:jc w:val="left"/>
-            </w:pPr>
-            <w:r>
-              <w:t>Lister et estimer d’autres sources de pertes énergétiques.</w:t>
-            </w:r>
-          </w:p>
-        </w:tc>
-      </w:tr>
-    </w:tbl>
-    <w:p/>
-    <w:tbl>
-      <w:tblPr>
-        <w:tblStyle w:val="Grilledutableau"/>
-        <w:tblW w:w="0" w:type="auto"/>
-        <w:tblBorders>
-          <w:top w:val="single" w:sz="4" w:space="0" w:color="002060"/>
-          <w:left w:val="single" w:sz="4" w:space="0" w:color="002060"/>
-          <w:bottom w:val="single" w:sz="4" w:space="0" w:color="002060"/>
-          <w:right w:val="single" w:sz="4" w:space="0" w:color="002060"/>
-          <w:insideH w:val="none" w:sz="0" w:space="0" w:color="auto"/>
-          <w:insideV w:val="none" w:sz="0" w:space="0" w:color="auto"/>
-        </w:tblBorders>
-        <w:shd w:val="clear" w:color="auto" w:fill="DDE8FF"/>
-        <w:tblLook w:val="04A0" w:firstRow="1" w:lastRow="0" w:firstColumn="1" w:lastColumn="0" w:noHBand="0" w:noVBand="1"/>
-      </w:tblPr>
-      <w:tblGrid>
-        <w:gridCol w:w="846"/>
-        <w:gridCol w:w="9348"/>
-      </w:tblGrid>
-      <w:tr>
-        <w:trPr>
-          <w:cantSplit/>
-          <w:trHeight w:val="1651"/>
-        </w:trPr>
-        <w:tc>
-          <w:tcPr>
-            <w:tcW w:w="846" w:type="dxa"/>
-            <w:tcBorders>
-              <w:top w:val="single" w:sz="4" w:space="0" w:color="002060"/>
-              <w:left w:val="single" w:sz="4" w:space="0" w:color="002060"/>
-              <w:bottom w:val="single" w:sz="4" w:space="0" w:color="002060"/>
-              <w:right w:val="nil"/>
-            </w:tcBorders>
-            <w:shd w:val="clear" w:color="auto" w:fill="DDE8FF"/>
-            <w:textDirection w:val="btLr"/>
-            <w:vAlign w:val="center"/>
-            <w:hideMark/>
-          </w:tcPr>
-          <w:p>
-            <w:pPr>
-              <w:ind w:left="113" w:right="113"/>
-              <w:jc w:val="center"/>
-              <w:rPr>
-                <w:rFonts w:ascii="Tw Cen MT" w:hAnsi="Tw Cen MT"/>
-                <w:b/>
-                <w:lang w:eastAsia="fr-FR"/>
-              </w:rPr>
-            </w:pPr>
-            <w:r>
-              <w:rPr>
-                <w:rFonts w:ascii="Tw Cen MT" w:hAnsi="Tw Cen MT"/>
-                <w:b/>
-                <w:lang w:eastAsia="fr-FR"/>
-              </w:rPr>
+              <w:lastRenderedPageBreak/>
               <w:t xml:space="preserve">Modéliser et Expérimenter </w:t>
             </w:r>
           </w:p>
@@ -980,7 +1605,6 @@
                 <w:szCs w:val="24"/>
                 <w:lang w:eastAsia="fr-FR"/>
               </w:rPr>
-              <w:lastRenderedPageBreak/>
               <w:t>Synthèse</w:t>
             </w:r>
           </w:p>
@@ -1281,7 +1905,7 @@
 </file>
 
 <file path=word/endnotes.xml><?xml version="1.0" encoding="utf-8"?>
-<w:endnotes xmlns:wpc="http://schemas.microsoft.com/office/word/2010/wordprocessingCanvas" xmlns:cx="http://schemas.microsoft.com/office/drawing/2014/chartex" xmlns:cx1="http://schemas.microsoft.com/office/drawing/2015/9/8/chartex" xmlns:cx2="http://schemas.microsoft.com/office/drawing/2015/10/21/chartex" xmlns:cx3="http://schemas.microsoft.com/office/drawing/2016/5/9/chartex" xmlns:cx4="http://schemas.microsoft.com/office/drawing/2016/5/10/chartex" xmlns:cx5="http://schemas.microsoft.com/office/drawing/2016/5/11/chartex" xmlns:cx6="http://schemas.microsoft.com/office/drawing/2016/5/12/chartex" xmlns:cx7="http://schemas.microsoft.com/office/drawing/2016/5/13/chartex" xmlns:cx8="http://schemas.microsoft.com/office/drawing/2016/5/14/chartex" xmlns:mc="http://schemas.openxmlformats.org/markup-compatibility/2006" xmlns:aink="http://schemas.microsoft.com/office/drawing/2016/ink" xmlns:am3d="http://schemas.microsoft.com/office/drawing/2017/model3d" xmlns:o="urn:schemas-microsoft-com:office:office" xmlns:oel="http://schemas.microsoft.com/office/2019/extlst" xmlns:r="http://schemas.openxmlformats.org/officeDocument/2006/relationships" xmlns:m="http://schemas.openxmlformats.org/officeDocument/2006/math" xmlns:v="urn:schemas-microsoft-com:vml" xmlns:wp14="http://schemas.microsoft.com/office/word/2010/wordprocessingDrawing" xmlns:wp="http://schemas.openxmlformats.org/drawingml/2006/wordprocessingDrawing" xmlns:w10="urn:schemas-microsoft-com:office:word" xmlns:w="http://schemas.openxmlformats.org/wordprocessingml/2006/main" xmlns:w14="http://schemas.microsoft.com/office/word/2010/wordml" xmlns:w15="http://schemas.microsoft.com/office/word/2012/wordml" xmlns:w16cex="http://schemas.microsoft.com/office/word/2018/wordml/cex" xmlns:w16cid="http://schemas.microsoft.com/office/word/2016/wordml/cid" xmlns:w16="http://schemas.microsoft.com/office/word/2018/wordml" xmlns:w16sdtdh="http://schemas.microsoft.com/office/word/2020/wordml/sdtdatahash" xmlns:w16se="http://schemas.microsoft.com/office/word/2015/wordml/symex" xmlns:wpg="http://schemas.microsoft.com/office/word/2010/wordprocessingGroup" xmlns:wpi="http://schemas.microsoft.com/office/word/2010/wordprocessingInk" xmlns:wne="http://schemas.microsoft.com/office/word/2006/wordml" xmlns:wps="http://schemas.microsoft.com/office/word/2010/wordprocessingShape" mc:Ignorable="w14 w15 w16se w16cid w16 w16cex w16sdtdh wp14">
+<w:endnotes xmlns:wpc="http://schemas.microsoft.com/office/word/2010/wordprocessingCanvas" xmlns:cx="http://schemas.microsoft.com/office/drawing/2014/chartex" xmlns:cx1="http://schemas.microsoft.com/office/drawing/2015/9/8/chartex" xmlns:cx2="http://schemas.microsoft.com/office/drawing/2015/10/21/chartex" xmlns:cx3="http://schemas.microsoft.com/office/drawing/2016/5/9/chartex" xmlns:cx4="http://schemas.microsoft.com/office/drawing/2016/5/10/chartex" xmlns:cx5="http://schemas.microsoft.com/office/drawing/2016/5/11/chartex" xmlns:cx6="http://schemas.microsoft.com/office/drawing/2016/5/12/chartex" xmlns:cx7="http://schemas.microsoft.com/office/drawing/2016/5/13/chartex" xmlns:cx8="http://schemas.microsoft.com/office/drawing/2016/5/14/chartex" xmlns:mc="http://schemas.openxmlformats.org/markup-compatibility/2006" xmlns:aink="http://schemas.microsoft.com/office/drawing/2016/ink" xmlns:am3d="http://schemas.microsoft.com/office/drawing/2017/model3d" xmlns:o="urn:schemas-microsoft-com:office:office" xmlns:oel="http://schemas.microsoft.com/office/2019/extlst" xmlns:r="http://schemas.openxmlformats.org/officeDocument/2006/relationships" xmlns:m="http://schemas.openxmlformats.org/officeDocument/2006/math" xmlns:v="urn:schemas-microsoft-com:vml" xmlns:wp14="http://schemas.microsoft.com/office/word/2010/wordprocessingDrawing" xmlns:wp="http://schemas.openxmlformats.org/drawingml/2006/wordprocessingDrawing" xmlns:w10="urn:schemas-microsoft-com:office:word" xmlns:w="http://schemas.openxmlformats.org/wordprocessingml/2006/main" xmlns:w14="http://schemas.microsoft.com/office/word/2010/wordml" xmlns:w15="http://schemas.microsoft.com/office/word/2012/wordml" xmlns:w16cex="http://schemas.microsoft.com/office/word/2018/wordml/cex" xmlns:w16cid="http://schemas.microsoft.com/office/word/2016/wordml/cid" xmlns:w16="http://schemas.microsoft.com/office/word/2018/wordml" xmlns:w16du="http://schemas.microsoft.com/office/word/2023/wordml/word16du" xmlns:w16sdtdh="http://schemas.microsoft.com/office/word/2020/wordml/sdtdatahash" xmlns:w16sdtfl="http://schemas.microsoft.com/office/word/2024/wordml/sdtformatlock" xmlns:w16se="http://schemas.microsoft.com/office/word/2015/wordml/symex" xmlns:wpg="http://schemas.microsoft.com/office/word/2010/wordprocessingGroup" xmlns:wpi="http://schemas.microsoft.com/office/word/2010/wordprocessingInk" xmlns:wne="http://schemas.microsoft.com/office/word/2006/wordml" xmlns:wps="http://schemas.microsoft.com/office/word/2010/wordprocessingShape" mc:Ignorable="w14 w15 w16se w16cid w16 w16cex w16sdtdh w16sdtfl w16du wp14">
   <w:endnote w:type="separator" w:id="-1">
     <w:p>
       <w:pPr>
@@ -1306,7 +1930,7 @@
 </file>
 
 <file path=word/footer1.xml><?xml version="1.0" encoding="utf-8"?>
-<w:ftr xmlns:wpc="http://schemas.microsoft.com/office/word/2010/wordprocessingCanvas" xmlns:cx="http://schemas.microsoft.com/office/drawing/2014/chartex" xmlns:cx1="http://schemas.microsoft.com/office/drawing/2015/9/8/chartex" xmlns:cx2="http://schemas.microsoft.com/office/drawing/2015/10/21/chartex" xmlns:cx3="http://schemas.microsoft.com/office/drawing/2016/5/9/chartex" xmlns:cx4="http://schemas.microsoft.com/office/drawing/2016/5/10/chartex" xmlns:cx5="http://schemas.microsoft.com/office/drawing/2016/5/11/chartex" xmlns:cx6="http://schemas.microsoft.com/office/drawing/2016/5/12/chartex" xmlns:cx7="http://schemas.microsoft.com/office/drawing/2016/5/13/chartex" xmlns:cx8="http://schemas.microsoft.com/office/drawing/2016/5/14/chartex" xmlns:mc="http://schemas.openxmlformats.org/markup-compatibility/2006" xmlns:aink="http://schemas.microsoft.com/office/drawing/2016/ink" xmlns:am3d="http://schemas.microsoft.com/office/drawing/2017/model3d" xmlns:o="urn:schemas-microsoft-com:office:office" xmlns:oel="http://schemas.microsoft.com/office/2019/extlst" xmlns:r="http://schemas.openxmlformats.org/officeDocument/2006/relationships" xmlns:m="http://schemas.openxmlformats.org/officeDocument/2006/math" xmlns:v="urn:schemas-microsoft-com:vml" xmlns:wp14="http://schemas.microsoft.com/office/word/2010/wordprocessingDrawing" xmlns:wp="http://schemas.openxmlformats.org/drawingml/2006/wordprocessingDrawing" xmlns:w10="urn:schemas-microsoft-com:office:word" xmlns:w="http://schemas.openxmlformats.org/wordprocessingml/2006/main" xmlns:w14="http://schemas.microsoft.com/office/word/2010/wordml" xmlns:w15="http://schemas.microsoft.com/office/word/2012/wordml" xmlns:w16cex="http://schemas.microsoft.com/office/word/2018/wordml/cex" xmlns:w16cid="http://schemas.microsoft.com/office/word/2016/wordml/cid" xmlns:w16="http://schemas.microsoft.com/office/word/2018/wordml" xmlns:w16sdtdh="http://schemas.microsoft.com/office/word/2020/wordml/sdtdatahash" xmlns:w16se="http://schemas.microsoft.com/office/word/2015/wordml/symex" xmlns:wpg="http://schemas.microsoft.com/office/word/2010/wordprocessingGroup" xmlns:wpi="http://schemas.microsoft.com/office/word/2010/wordprocessingInk" xmlns:wne="http://schemas.microsoft.com/office/word/2006/wordml" xmlns:wps="http://schemas.microsoft.com/office/word/2010/wordprocessingShape" mc:Ignorable="w14 w15 w16se w16cid w16 w16cex w16sdtdh wp14">
+<w:ftr xmlns:wpc="http://schemas.microsoft.com/office/word/2010/wordprocessingCanvas" xmlns:cx="http://schemas.microsoft.com/office/drawing/2014/chartex" xmlns:cx1="http://schemas.microsoft.com/office/drawing/2015/9/8/chartex" xmlns:cx2="http://schemas.microsoft.com/office/drawing/2015/10/21/chartex" xmlns:cx3="http://schemas.microsoft.com/office/drawing/2016/5/9/chartex" xmlns:cx4="http://schemas.microsoft.com/office/drawing/2016/5/10/chartex" xmlns:cx5="http://schemas.microsoft.com/office/drawing/2016/5/11/chartex" xmlns:cx6="http://schemas.microsoft.com/office/drawing/2016/5/12/chartex" xmlns:cx7="http://schemas.microsoft.com/office/drawing/2016/5/13/chartex" xmlns:cx8="http://schemas.microsoft.com/office/drawing/2016/5/14/chartex" xmlns:mc="http://schemas.openxmlformats.org/markup-compatibility/2006" xmlns:aink="http://schemas.microsoft.com/office/drawing/2016/ink" xmlns:am3d="http://schemas.microsoft.com/office/drawing/2017/model3d" xmlns:o="urn:schemas-microsoft-com:office:office" xmlns:oel="http://schemas.microsoft.com/office/2019/extlst" xmlns:r="http://schemas.openxmlformats.org/officeDocument/2006/relationships" xmlns:m="http://schemas.openxmlformats.org/officeDocument/2006/math" xmlns:v="urn:schemas-microsoft-com:vml" xmlns:wp14="http://schemas.microsoft.com/office/word/2010/wordprocessingDrawing" xmlns:wp="http://schemas.openxmlformats.org/drawingml/2006/wordprocessingDrawing" xmlns:w10="urn:schemas-microsoft-com:office:word" xmlns:w="http://schemas.openxmlformats.org/wordprocessingml/2006/main" xmlns:w14="http://schemas.microsoft.com/office/word/2010/wordml" xmlns:w15="http://schemas.microsoft.com/office/word/2012/wordml" xmlns:w16cex="http://schemas.microsoft.com/office/word/2018/wordml/cex" xmlns:w16cid="http://schemas.microsoft.com/office/word/2016/wordml/cid" xmlns:w16="http://schemas.microsoft.com/office/word/2018/wordml" xmlns:w16du="http://schemas.microsoft.com/office/word/2023/wordml/word16du" xmlns:w16sdtdh="http://schemas.microsoft.com/office/word/2020/wordml/sdtdatahash" xmlns:w16sdtfl="http://schemas.microsoft.com/office/word/2024/wordml/sdtformatlock" xmlns:w16se="http://schemas.microsoft.com/office/word/2015/wordml/symex" xmlns:wpg="http://schemas.microsoft.com/office/word/2010/wordprocessingGroup" xmlns:wpi="http://schemas.microsoft.com/office/word/2010/wordprocessingInk" xmlns:wne="http://schemas.microsoft.com/office/word/2006/wordml" xmlns:wps="http://schemas.microsoft.com/office/word/2010/wordprocessingShape" mc:Ignorable="w14 w15 w16se w16cid w16 w16cex w16sdtdh w16sdtfl w16du wp14">
   <w:tbl>
     <w:tblPr>
       <w:tblStyle w:val="Grilledutableau"/>
@@ -1447,7 +2071,7 @@
 </file>
 
 <file path=word/footer2.xml><?xml version="1.0" encoding="utf-8"?>
-<w:ftr xmlns:wpc="http://schemas.microsoft.com/office/word/2010/wordprocessingCanvas" xmlns:cx="http://schemas.microsoft.com/office/drawing/2014/chartex" xmlns:cx1="http://schemas.microsoft.com/office/drawing/2015/9/8/chartex" xmlns:cx2="http://schemas.microsoft.com/office/drawing/2015/10/21/chartex" xmlns:cx3="http://schemas.microsoft.com/office/drawing/2016/5/9/chartex" xmlns:cx4="http://schemas.microsoft.com/office/drawing/2016/5/10/chartex" xmlns:cx5="http://schemas.microsoft.com/office/drawing/2016/5/11/chartex" xmlns:cx6="http://schemas.microsoft.com/office/drawing/2016/5/12/chartex" xmlns:cx7="http://schemas.microsoft.com/office/drawing/2016/5/13/chartex" xmlns:cx8="http://schemas.microsoft.com/office/drawing/2016/5/14/chartex" xmlns:mc="http://schemas.openxmlformats.org/markup-compatibility/2006" xmlns:aink="http://schemas.microsoft.com/office/drawing/2016/ink" xmlns:am3d="http://schemas.microsoft.com/office/drawing/2017/model3d" xmlns:o="urn:schemas-microsoft-com:office:office" xmlns:oel="http://schemas.microsoft.com/office/2019/extlst" xmlns:r="http://schemas.openxmlformats.org/officeDocument/2006/relationships" xmlns:m="http://schemas.openxmlformats.org/officeDocument/2006/math" xmlns:v="urn:schemas-microsoft-com:vml" xmlns:wp14="http://schemas.microsoft.com/office/word/2010/wordprocessingDrawing" xmlns:wp="http://schemas.openxmlformats.org/drawingml/2006/wordprocessingDrawing" xmlns:w10="urn:schemas-microsoft-com:office:word" xmlns:w="http://schemas.openxmlformats.org/wordprocessingml/2006/main" xmlns:w14="http://schemas.microsoft.com/office/word/2010/wordml" xmlns:w15="http://schemas.microsoft.com/office/word/2012/wordml" xmlns:w16cex="http://schemas.microsoft.com/office/word/2018/wordml/cex" xmlns:w16cid="http://schemas.microsoft.com/office/word/2016/wordml/cid" xmlns:w16="http://schemas.microsoft.com/office/word/2018/wordml" xmlns:w16sdtdh="http://schemas.microsoft.com/office/word/2020/wordml/sdtdatahash" xmlns:w16se="http://schemas.microsoft.com/office/word/2015/wordml/symex" xmlns:wpg="http://schemas.microsoft.com/office/word/2010/wordprocessingGroup" xmlns:wpi="http://schemas.microsoft.com/office/word/2010/wordprocessingInk" xmlns:wne="http://schemas.microsoft.com/office/word/2006/wordml" xmlns:wps="http://schemas.microsoft.com/office/word/2010/wordprocessingShape" mc:Ignorable="w14 w15 w16se w16cid w16 w16cex w16sdtdh wp14">
+<w:ftr xmlns:wpc="http://schemas.microsoft.com/office/word/2010/wordprocessingCanvas" xmlns:cx="http://schemas.microsoft.com/office/drawing/2014/chartex" xmlns:cx1="http://schemas.microsoft.com/office/drawing/2015/9/8/chartex" xmlns:cx2="http://schemas.microsoft.com/office/drawing/2015/10/21/chartex" xmlns:cx3="http://schemas.microsoft.com/office/drawing/2016/5/9/chartex" xmlns:cx4="http://schemas.microsoft.com/office/drawing/2016/5/10/chartex" xmlns:cx5="http://schemas.microsoft.com/office/drawing/2016/5/11/chartex" xmlns:cx6="http://schemas.microsoft.com/office/drawing/2016/5/12/chartex" xmlns:cx7="http://schemas.microsoft.com/office/drawing/2016/5/13/chartex" xmlns:cx8="http://schemas.microsoft.com/office/drawing/2016/5/14/chartex" xmlns:mc="http://schemas.openxmlformats.org/markup-compatibility/2006" xmlns:aink="http://schemas.microsoft.com/office/drawing/2016/ink" xmlns:am3d="http://schemas.microsoft.com/office/drawing/2017/model3d" xmlns:o="urn:schemas-microsoft-com:office:office" xmlns:oel="http://schemas.microsoft.com/office/2019/extlst" xmlns:r="http://schemas.openxmlformats.org/officeDocument/2006/relationships" xmlns:m="http://schemas.openxmlformats.org/officeDocument/2006/math" xmlns:v="urn:schemas-microsoft-com:vml" xmlns:wp14="http://schemas.microsoft.com/office/word/2010/wordprocessingDrawing" xmlns:wp="http://schemas.openxmlformats.org/drawingml/2006/wordprocessingDrawing" xmlns:w10="urn:schemas-microsoft-com:office:word" xmlns:w="http://schemas.openxmlformats.org/wordprocessingml/2006/main" xmlns:w14="http://schemas.microsoft.com/office/word/2010/wordml" xmlns:w15="http://schemas.microsoft.com/office/word/2012/wordml" xmlns:w16cex="http://schemas.microsoft.com/office/word/2018/wordml/cex" xmlns:w16cid="http://schemas.microsoft.com/office/word/2016/wordml/cid" xmlns:w16="http://schemas.microsoft.com/office/word/2018/wordml" xmlns:w16du="http://schemas.microsoft.com/office/word/2023/wordml/word16du" xmlns:w16sdtdh="http://schemas.microsoft.com/office/word/2020/wordml/sdtdatahash" xmlns:w16sdtfl="http://schemas.microsoft.com/office/word/2024/wordml/sdtformatlock" xmlns:w16se="http://schemas.microsoft.com/office/word/2015/wordml/symex" xmlns:wpg="http://schemas.microsoft.com/office/word/2010/wordprocessingGroup" xmlns:wpi="http://schemas.microsoft.com/office/word/2010/wordprocessingInk" xmlns:wne="http://schemas.microsoft.com/office/word/2006/wordml" xmlns:wps="http://schemas.microsoft.com/office/word/2010/wordprocessingShape" mc:Ignorable="w14 w15 w16se w16cid w16 w16cex w16sdtdh w16sdtfl w16du wp14">
   <w:tbl>
     <w:tblPr>
       <w:tblStyle w:val="Grilledutableau"/>
@@ -1588,7 +2212,7 @@
 </file>
 
 <file path=word/footnotes.xml><?xml version="1.0" encoding="utf-8"?>
-<w:footnotes xmlns:wpc="http://schemas.microsoft.com/office/word/2010/wordprocessingCanvas" xmlns:cx="http://schemas.microsoft.com/office/drawing/2014/chartex" xmlns:cx1="http://schemas.microsoft.com/office/drawing/2015/9/8/chartex" xmlns:cx2="http://schemas.microsoft.com/office/drawing/2015/10/21/chartex" xmlns:cx3="http://schemas.microsoft.com/office/drawing/2016/5/9/chartex" xmlns:cx4="http://schemas.microsoft.com/office/drawing/2016/5/10/chartex" xmlns:cx5="http://schemas.microsoft.com/office/drawing/2016/5/11/chartex" xmlns:cx6="http://schemas.microsoft.com/office/drawing/2016/5/12/chartex" xmlns:cx7="http://schemas.microsoft.com/office/drawing/2016/5/13/chartex" xmlns:cx8="http://schemas.microsoft.com/office/drawing/2016/5/14/chartex" xmlns:mc="http://schemas.openxmlformats.org/markup-compatibility/2006" xmlns:aink="http://schemas.microsoft.com/office/drawing/2016/ink" xmlns:am3d="http://schemas.microsoft.com/office/drawing/2017/model3d" xmlns:o="urn:schemas-microsoft-com:office:office" xmlns:oel="http://schemas.microsoft.com/office/2019/extlst" xmlns:r="http://schemas.openxmlformats.org/officeDocument/2006/relationships" xmlns:m="http://schemas.openxmlformats.org/officeDocument/2006/math" xmlns:v="urn:schemas-microsoft-com:vml" xmlns:wp14="http://schemas.microsoft.com/office/word/2010/wordprocessingDrawing" xmlns:wp="http://schemas.openxmlformats.org/drawingml/2006/wordprocessingDrawing" xmlns:w10="urn:schemas-microsoft-com:office:word" xmlns:w="http://schemas.openxmlformats.org/wordprocessingml/2006/main" xmlns:w14="http://schemas.microsoft.com/office/word/2010/wordml" xmlns:w15="http://schemas.microsoft.com/office/word/2012/wordml" xmlns:w16cex="http://schemas.microsoft.com/office/word/2018/wordml/cex" xmlns:w16cid="http://schemas.microsoft.com/office/word/2016/wordml/cid" xmlns:w16="http://schemas.microsoft.com/office/word/2018/wordml" xmlns:w16sdtdh="http://schemas.microsoft.com/office/word/2020/wordml/sdtdatahash" xmlns:w16se="http://schemas.microsoft.com/office/word/2015/wordml/symex" xmlns:wpg="http://schemas.microsoft.com/office/word/2010/wordprocessingGroup" xmlns:wpi="http://schemas.microsoft.com/office/word/2010/wordprocessingInk" xmlns:wne="http://schemas.microsoft.com/office/word/2006/wordml" xmlns:wps="http://schemas.microsoft.com/office/word/2010/wordprocessingShape" mc:Ignorable="w14 w15 w16se w16cid w16 w16cex w16sdtdh wp14">
+<w:footnotes xmlns:wpc="http://schemas.microsoft.com/office/word/2010/wordprocessingCanvas" xmlns:cx="http://schemas.microsoft.com/office/drawing/2014/chartex" xmlns:cx1="http://schemas.microsoft.com/office/drawing/2015/9/8/chartex" xmlns:cx2="http://schemas.microsoft.com/office/drawing/2015/10/21/chartex" xmlns:cx3="http://schemas.microsoft.com/office/drawing/2016/5/9/chartex" xmlns:cx4="http://schemas.microsoft.com/office/drawing/2016/5/10/chartex" xmlns:cx5="http://schemas.microsoft.com/office/drawing/2016/5/11/chartex" xmlns:cx6="http://schemas.microsoft.com/office/drawing/2016/5/12/chartex" xmlns:cx7="http://schemas.microsoft.com/office/drawing/2016/5/13/chartex" xmlns:cx8="http://schemas.microsoft.com/office/drawing/2016/5/14/chartex" xmlns:mc="http://schemas.openxmlformats.org/markup-compatibility/2006" xmlns:aink="http://schemas.microsoft.com/office/drawing/2016/ink" xmlns:am3d="http://schemas.microsoft.com/office/drawing/2017/model3d" xmlns:o="urn:schemas-microsoft-com:office:office" xmlns:oel="http://schemas.microsoft.com/office/2019/extlst" xmlns:r="http://schemas.openxmlformats.org/officeDocument/2006/relationships" xmlns:m="http://schemas.openxmlformats.org/officeDocument/2006/math" xmlns:v="urn:schemas-microsoft-com:vml" xmlns:wp14="http://schemas.microsoft.com/office/word/2010/wordprocessingDrawing" xmlns:wp="http://schemas.openxmlformats.org/drawingml/2006/wordprocessingDrawing" xmlns:w10="urn:schemas-microsoft-com:office:word" xmlns:w="http://schemas.openxmlformats.org/wordprocessingml/2006/main" xmlns:w14="http://schemas.microsoft.com/office/word/2010/wordml" xmlns:w15="http://schemas.microsoft.com/office/word/2012/wordml" xmlns:w16cex="http://schemas.microsoft.com/office/word/2018/wordml/cex" xmlns:w16cid="http://schemas.microsoft.com/office/word/2016/wordml/cid" xmlns:w16="http://schemas.microsoft.com/office/word/2018/wordml" xmlns:w16du="http://schemas.microsoft.com/office/word/2023/wordml/word16du" xmlns:w16sdtdh="http://schemas.microsoft.com/office/word/2020/wordml/sdtdatahash" xmlns:w16sdtfl="http://schemas.microsoft.com/office/word/2024/wordml/sdtformatlock" xmlns:w16se="http://schemas.microsoft.com/office/word/2015/wordml/symex" xmlns:wpg="http://schemas.microsoft.com/office/word/2010/wordprocessingGroup" xmlns:wpi="http://schemas.microsoft.com/office/word/2010/wordprocessingInk" xmlns:wne="http://schemas.microsoft.com/office/word/2006/wordml" xmlns:wps="http://schemas.microsoft.com/office/word/2010/wordprocessingShape" mc:Ignorable="w14 w15 w16se w16cid w16 w16cex w16sdtdh w16sdtfl w16du wp14">
   <w:footnote w:type="separator" w:id="-1">
     <w:p>
       <w:pPr>
@@ -1613,7 +2237,7 @@
 </file>
 
 <file path=word/header1.xml><?xml version="1.0" encoding="utf-8"?>
-<w:hdr xmlns:wpc="http://schemas.microsoft.com/office/word/2010/wordprocessingCanvas" xmlns:cx="http://schemas.microsoft.com/office/drawing/2014/chartex" xmlns:cx1="http://schemas.microsoft.com/office/drawing/2015/9/8/chartex" xmlns:cx2="http://schemas.microsoft.com/office/drawing/2015/10/21/chartex" xmlns:cx3="http://schemas.microsoft.com/office/drawing/2016/5/9/chartex" xmlns:cx4="http://schemas.microsoft.com/office/drawing/2016/5/10/chartex" xmlns:cx5="http://schemas.microsoft.com/office/drawing/2016/5/11/chartex" xmlns:cx6="http://schemas.microsoft.com/office/drawing/2016/5/12/chartex" xmlns:cx7="http://schemas.microsoft.com/office/drawing/2016/5/13/chartex" xmlns:cx8="http://schemas.microsoft.com/office/drawing/2016/5/14/chartex" xmlns:mc="http://schemas.openxmlformats.org/markup-compatibility/2006" xmlns:aink="http://schemas.microsoft.com/office/drawing/2016/ink" xmlns:am3d="http://schemas.microsoft.com/office/drawing/2017/model3d" xmlns:o="urn:schemas-microsoft-com:office:office" xmlns:oel="http://schemas.microsoft.com/office/2019/extlst" xmlns:r="http://schemas.openxmlformats.org/officeDocument/2006/relationships" xmlns:m="http://schemas.openxmlformats.org/officeDocument/2006/math" xmlns:v="urn:schemas-microsoft-com:vml" xmlns:wp14="http://schemas.microsoft.com/office/word/2010/wordprocessingDrawing" xmlns:wp="http://schemas.openxmlformats.org/drawingml/2006/wordprocessingDrawing" xmlns:w10="urn:schemas-microsoft-com:office:word" xmlns:w="http://schemas.openxmlformats.org/wordprocessingml/2006/main" xmlns:w14="http://schemas.microsoft.com/office/word/2010/wordml" xmlns:w15="http://schemas.microsoft.com/office/word/2012/wordml" xmlns:w16cex="http://schemas.microsoft.com/office/word/2018/wordml/cex" xmlns:w16cid="http://schemas.microsoft.com/office/word/2016/wordml/cid" xmlns:w16="http://schemas.microsoft.com/office/word/2018/wordml" xmlns:w16sdtdh="http://schemas.microsoft.com/office/word/2020/wordml/sdtdatahash" xmlns:w16se="http://schemas.microsoft.com/office/word/2015/wordml/symex" xmlns:wpg="http://schemas.microsoft.com/office/word/2010/wordprocessingGroup" xmlns:wpi="http://schemas.microsoft.com/office/word/2010/wordprocessingInk" xmlns:wne="http://schemas.microsoft.com/office/word/2006/wordml" xmlns:wps="http://schemas.microsoft.com/office/word/2010/wordprocessingShape" mc:Ignorable="w14 w15 w16se w16cid w16 w16cex w16sdtdh wp14">
+<w:hdr xmlns:wpc="http://schemas.microsoft.com/office/word/2010/wordprocessingCanvas" xmlns:cx="http://schemas.microsoft.com/office/drawing/2014/chartex" xmlns:cx1="http://schemas.microsoft.com/office/drawing/2015/9/8/chartex" xmlns:cx2="http://schemas.microsoft.com/office/drawing/2015/10/21/chartex" xmlns:cx3="http://schemas.microsoft.com/office/drawing/2016/5/9/chartex" xmlns:cx4="http://schemas.microsoft.com/office/drawing/2016/5/10/chartex" xmlns:cx5="http://schemas.microsoft.com/office/drawing/2016/5/11/chartex" xmlns:cx6="http://schemas.microsoft.com/office/drawing/2016/5/12/chartex" xmlns:cx7="http://schemas.microsoft.com/office/drawing/2016/5/13/chartex" xmlns:cx8="http://schemas.microsoft.com/office/drawing/2016/5/14/chartex" xmlns:mc="http://schemas.openxmlformats.org/markup-compatibility/2006" xmlns:aink="http://schemas.microsoft.com/office/drawing/2016/ink" xmlns:am3d="http://schemas.microsoft.com/office/drawing/2017/model3d" xmlns:o="urn:schemas-microsoft-com:office:office" xmlns:oel="http://schemas.microsoft.com/office/2019/extlst" xmlns:r="http://schemas.openxmlformats.org/officeDocument/2006/relationships" xmlns:m="http://schemas.openxmlformats.org/officeDocument/2006/math" xmlns:v="urn:schemas-microsoft-com:vml" xmlns:wp14="http://schemas.microsoft.com/office/word/2010/wordprocessingDrawing" xmlns:wp="http://schemas.openxmlformats.org/drawingml/2006/wordprocessingDrawing" xmlns:w10="urn:schemas-microsoft-com:office:word" xmlns:w="http://schemas.openxmlformats.org/wordprocessingml/2006/main" xmlns:w14="http://schemas.microsoft.com/office/word/2010/wordml" xmlns:w15="http://schemas.microsoft.com/office/word/2012/wordml" xmlns:w16cex="http://schemas.microsoft.com/office/word/2018/wordml/cex" xmlns:w16cid="http://schemas.microsoft.com/office/word/2016/wordml/cid" xmlns:w16="http://schemas.microsoft.com/office/word/2018/wordml" xmlns:w16du="http://schemas.microsoft.com/office/word/2023/wordml/word16du" xmlns:w16sdtdh="http://schemas.microsoft.com/office/word/2020/wordml/sdtdatahash" xmlns:w16sdtfl="http://schemas.microsoft.com/office/word/2024/wordml/sdtformatlock" xmlns:w16se="http://schemas.microsoft.com/office/word/2015/wordml/symex" xmlns:wpg="http://schemas.microsoft.com/office/word/2010/wordprocessingGroup" xmlns:wpi="http://schemas.microsoft.com/office/word/2010/wordprocessingInk" xmlns:wne="http://schemas.microsoft.com/office/word/2006/wordml" xmlns:wps="http://schemas.microsoft.com/office/word/2010/wordprocessingShape" mc:Ignorable="w14 w15 w16se w16cid w16 w16cex w16sdtdh w16sdtfl w16du wp14">
   <w:tbl>
     <w:tblPr>
       <w:tblStyle w:val="Grilledutableau"/>
@@ -1802,7 +2426,7 @@
 </file>
 
 <file path=word/header2.xml><?xml version="1.0" encoding="utf-8"?>
-<w:hdr xmlns:wpc="http://schemas.microsoft.com/office/word/2010/wordprocessingCanvas" xmlns:cx="http://schemas.microsoft.com/office/drawing/2014/chartex" xmlns:cx1="http://schemas.microsoft.com/office/drawing/2015/9/8/chartex" xmlns:cx2="http://schemas.microsoft.com/office/drawing/2015/10/21/chartex" xmlns:cx3="http://schemas.microsoft.com/office/drawing/2016/5/9/chartex" xmlns:cx4="http://schemas.microsoft.com/office/drawing/2016/5/10/chartex" xmlns:cx5="http://schemas.microsoft.com/office/drawing/2016/5/11/chartex" xmlns:cx6="http://schemas.microsoft.com/office/drawing/2016/5/12/chartex" xmlns:cx7="http://schemas.microsoft.com/office/drawing/2016/5/13/chartex" xmlns:cx8="http://schemas.microsoft.com/office/drawing/2016/5/14/chartex" xmlns:mc="http://schemas.openxmlformats.org/markup-compatibility/2006" xmlns:aink="http://schemas.microsoft.com/office/drawing/2016/ink" xmlns:am3d="http://schemas.microsoft.com/office/drawing/2017/model3d" xmlns:o="urn:schemas-microsoft-com:office:office" xmlns:oel="http://schemas.microsoft.com/office/2019/extlst" xmlns:r="http://schemas.openxmlformats.org/officeDocument/2006/relationships" xmlns:m="http://schemas.openxmlformats.org/officeDocument/2006/math" xmlns:v="urn:schemas-microsoft-com:vml" xmlns:wp14="http://schemas.microsoft.com/office/word/2010/wordprocessingDrawing" xmlns:wp="http://schemas.openxmlformats.org/drawingml/2006/wordprocessingDrawing" xmlns:w10="urn:schemas-microsoft-com:office:word" xmlns:w="http://schemas.openxmlformats.org/wordprocessingml/2006/main" xmlns:w14="http://schemas.microsoft.com/office/word/2010/wordml" xmlns:w15="http://schemas.microsoft.com/office/word/2012/wordml" xmlns:w16cex="http://schemas.microsoft.com/office/word/2018/wordml/cex" xmlns:w16cid="http://schemas.microsoft.com/office/word/2016/wordml/cid" xmlns:w16="http://schemas.microsoft.com/office/word/2018/wordml" xmlns:w16sdtdh="http://schemas.microsoft.com/office/word/2020/wordml/sdtdatahash" xmlns:w16se="http://schemas.microsoft.com/office/word/2015/wordml/symex" xmlns:wpg="http://schemas.microsoft.com/office/word/2010/wordprocessingGroup" xmlns:wpi="http://schemas.microsoft.com/office/word/2010/wordprocessingInk" xmlns:wne="http://schemas.microsoft.com/office/word/2006/wordml" xmlns:wps="http://schemas.microsoft.com/office/word/2010/wordprocessingShape" mc:Ignorable="w14 w15 w16se w16cid w16 w16cex w16sdtdh wp14">
+<w:hdr xmlns:wpc="http://schemas.microsoft.com/office/word/2010/wordprocessingCanvas" xmlns:cx="http://schemas.microsoft.com/office/drawing/2014/chartex" xmlns:cx1="http://schemas.microsoft.com/office/drawing/2015/9/8/chartex" xmlns:cx2="http://schemas.microsoft.com/office/drawing/2015/10/21/chartex" xmlns:cx3="http://schemas.microsoft.com/office/drawing/2016/5/9/chartex" xmlns:cx4="http://schemas.microsoft.com/office/drawing/2016/5/10/chartex" xmlns:cx5="http://schemas.microsoft.com/office/drawing/2016/5/11/chartex" xmlns:cx6="http://schemas.microsoft.com/office/drawing/2016/5/12/chartex" xmlns:cx7="http://schemas.microsoft.com/office/drawing/2016/5/13/chartex" xmlns:cx8="http://schemas.microsoft.com/office/drawing/2016/5/14/chartex" xmlns:mc="http://schemas.openxmlformats.org/markup-compatibility/2006" xmlns:aink="http://schemas.microsoft.com/office/drawing/2016/ink" xmlns:am3d="http://schemas.microsoft.com/office/drawing/2017/model3d" xmlns:o="urn:schemas-microsoft-com:office:office" xmlns:oel="http://schemas.microsoft.com/office/2019/extlst" xmlns:r="http://schemas.openxmlformats.org/officeDocument/2006/relationships" xmlns:m="http://schemas.openxmlformats.org/officeDocument/2006/math" xmlns:v="urn:schemas-microsoft-com:vml" xmlns:wp14="http://schemas.microsoft.com/office/word/2010/wordprocessingDrawing" xmlns:wp="http://schemas.openxmlformats.org/drawingml/2006/wordprocessingDrawing" xmlns:w10="urn:schemas-microsoft-com:office:word" xmlns:w="http://schemas.openxmlformats.org/wordprocessingml/2006/main" xmlns:w14="http://schemas.microsoft.com/office/word/2010/wordml" xmlns:w15="http://schemas.microsoft.com/office/word/2012/wordml" xmlns:w16cex="http://schemas.microsoft.com/office/word/2018/wordml/cex" xmlns:w16cid="http://schemas.microsoft.com/office/word/2016/wordml/cid" xmlns:w16="http://schemas.microsoft.com/office/word/2018/wordml" xmlns:w16du="http://schemas.microsoft.com/office/word/2023/wordml/word16du" xmlns:w16sdtdh="http://schemas.microsoft.com/office/word/2020/wordml/sdtdatahash" xmlns:w16sdtfl="http://schemas.microsoft.com/office/word/2024/wordml/sdtformatlock" xmlns:w16se="http://schemas.microsoft.com/office/word/2015/wordml/symex" xmlns:wpg="http://schemas.microsoft.com/office/word/2010/wordprocessingGroup" xmlns:wpi="http://schemas.microsoft.com/office/word/2010/wordprocessingInk" xmlns:wne="http://schemas.microsoft.com/office/word/2006/wordml" xmlns:wps="http://schemas.microsoft.com/office/word/2010/wordprocessingShape" mc:Ignorable="w14 w15 w16se w16cid w16 w16cex w16sdtdh w16sdtfl w16du wp14">
   <w:tbl>
     <w:tblPr>
       <w:tblStyle w:val="Grilledutableau"/>
@@ -1991,7 +2615,7 @@
 </file>
 
 <file path=word/numbering.xml><?xml version="1.0" encoding="utf-8"?>
-<w:numbering xmlns:wpc="http://schemas.microsoft.com/office/word/2010/wordprocessingCanvas" xmlns:cx="http://schemas.microsoft.com/office/drawing/2014/chartex" xmlns:cx1="http://schemas.microsoft.com/office/drawing/2015/9/8/chartex" xmlns:cx2="http://schemas.microsoft.com/office/drawing/2015/10/21/chartex" xmlns:cx3="http://schemas.microsoft.com/office/drawing/2016/5/9/chartex" xmlns:cx4="http://schemas.microsoft.com/office/drawing/2016/5/10/chartex" xmlns:cx5="http://schemas.microsoft.com/office/drawing/2016/5/11/chartex" xmlns:cx6="http://schemas.microsoft.com/office/drawing/2016/5/12/chartex" xmlns:cx7="http://schemas.microsoft.com/office/drawing/2016/5/13/chartex" xmlns:cx8="http://schemas.microsoft.com/office/drawing/2016/5/14/chartex" xmlns:mc="http://schemas.openxmlformats.org/markup-compatibility/2006" xmlns:aink="http://schemas.microsoft.com/office/drawing/2016/ink" xmlns:am3d="http://schemas.microsoft.com/office/drawing/2017/model3d" xmlns:o="urn:schemas-microsoft-com:office:office" xmlns:oel="http://schemas.microsoft.com/office/2019/extlst" xmlns:r="http://schemas.openxmlformats.org/officeDocument/2006/relationships" xmlns:m="http://schemas.openxmlformats.org/officeDocument/2006/math" xmlns:v="urn:schemas-microsoft-com:vml" xmlns:wp14="http://schemas.microsoft.com/office/word/2010/wordprocessingDrawing" xmlns:wp="http://schemas.openxmlformats.org/drawingml/2006/wordprocessingDrawing" xmlns:w10="urn:schemas-microsoft-com:office:word" xmlns:w="http://schemas.openxmlformats.org/wordprocessingml/2006/main" xmlns:w14="http://schemas.microsoft.com/office/word/2010/wordml" xmlns:w15="http://schemas.microsoft.com/office/word/2012/wordml" xmlns:w16cex="http://schemas.microsoft.com/office/word/2018/wordml/cex" xmlns:w16cid="http://schemas.microsoft.com/office/word/2016/wordml/cid" xmlns:w16="http://schemas.microsoft.com/office/word/2018/wordml" xmlns:w16sdtdh="http://schemas.microsoft.com/office/word/2020/wordml/sdtdatahash" xmlns:w16se="http://schemas.microsoft.com/office/word/2015/wordml/symex" xmlns:wpg="http://schemas.microsoft.com/office/word/2010/wordprocessingGroup" xmlns:wpi="http://schemas.microsoft.com/office/word/2010/wordprocessingInk" xmlns:wne="http://schemas.microsoft.com/office/word/2006/wordml" xmlns:wps="http://schemas.microsoft.com/office/word/2010/wordprocessingShape" mc:Ignorable="w14 w15 w16se w16cid w16 w16cex w16sdtdh wp14">
+<w:numbering xmlns:wpc="http://schemas.microsoft.com/office/word/2010/wordprocessingCanvas" xmlns:cx="http://schemas.microsoft.com/office/drawing/2014/chartex" xmlns:cx1="http://schemas.microsoft.com/office/drawing/2015/9/8/chartex" xmlns:cx2="http://schemas.microsoft.com/office/drawing/2015/10/21/chartex" xmlns:cx3="http://schemas.microsoft.com/office/drawing/2016/5/9/chartex" xmlns:cx4="http://schemas.microsoft.com/office/drawing/2016/5/10/chartex" xmlns:cx5="http://schemas.microsoft.com/office/drawing/2016/5/11/chartex" xmlns:cx6="http://schemas.microsoft.com/office/drawing/2016/5/12/chartex" xmlns:cx7="http://schemas.microsoft.com/office/drawing/2016/5/13/chartex" xmlns:cx8="http://schemas.microsoft.com/office/drawing/2016/5/14/chartex" xmlns:mc="http://schemas.openxmlformats.org/markup-compatibility/2006" xmlns:aink="http://schemas.microsoft.com/office/drawing/2016/ink" xmlns:am3d="http://schemas.microsoft.com/office/drawing/2017/model3d" xmlns:o="urn:schemas-microsoft-com:office:office" xmlns:oel="http://schemas.microsoft.com/office/2019/extlst" xmlns:r="http://schemas.openxmlformats.org/officeDocument/2006/relationships" xmlns:m="http://schemas.openxmlformats.org/officeDocument/2006/math" xmlns:v="urn:schemas-microsoft-com:vml" xmlns:wp14="http://schemas.microsoft.com/office/word/2010/wordprocessingDrawing" xmlns:wp="http://schemas.openxmlformats.org/drawingml/2006/wordprocessingDrawing" xmlns:w10="urn:schemas-microsoft-com:office:word" xmlns:w="http://schemas.openxmlformats.org/wordprocessingml/2006/main" xmlns:w14="http://schemas.microsoft.com/office/word/2010/wordml" xmlns:w15="http://schemas.microsoft.com/office/word/2012/wordml" xmlns:w16cex="http://schemas.microsoft.com/office/word/2018/wordml/cex" xmlns:w16cid="http://schemas.microsoft.com/office/word/2016/wordml/cid" xmlns:w16="http://schemas.microsoft.com/office/word/2018/wordml" xmlns:w16du="http://schemas.microsoft.com/office/word/2023/wordml/word16du" xmlns:w16sdtdh="http://schemas.microsoft.com/office/word/2020/wordml/sdtdatahash" xmlns:w16sdtfl="http://schemas.microsoft.com/office/word/2024/wordml/sdtformatlock" xmlns:w16se="http://schemas.microsoft.com/office/word/2015/wordml/symex" xmlns:wpg="http://schemas.microsoft.com/office/word/2010/wordprocessingGroup" xmlns:wpi="http://schemas.microsoft.com/office/word/2010/wordprocessingInk" xmlns:wne="http://schemas.microsoft.com/office/word/2006/wordml" xmlns:wps="http://schemas.microsoft.com/office/word/2010/wordprocessingShape" mc:Ignorable="w14 w15 w16se w16cid w16 w16cex w16sdtdh w16sdtfl w16du wp14">
   <w:abstractNum w:abstractNumId="0" w15:restartNumberingAfterBreak="0">
     <w:nsid w:val="003C303B"/>
     <w:multiLevelType w:val="hybridMultilevel"/>
@@ -2895,6 +3519,121 @@
     </w:lvl>
   </w:abstractNum>
   <w:abstractNum w:abstractNumId="8" w15:restartNumberingAfterBreak="0">
+    <w:nsid w:val="4B24752A"/>
+    <w:multiLevelType w:val="hybridMultilevel"/>
+    <w:tmpl w:val="59C2C6F8"/>
+    <w:lvl w:ilvl="0" w:tplc="2BB40C8C">
+      <w:start w:val="1"/>
+      <w:numFmt w:val="bullet"/>
+      <w:lvlText w:val=""/>
+      <w:lvlJc w:val="left"/>
+      <w:pPr>
+        <w:ind w:left="720" w:hanging="360"/>
+      </w:pPr>
+      <w:rPr>
+        <w:rFonts w:ascii="Wingdings" w:hAnsi="Wingdings" w:hint="default"/>
+        <w:color w:val="1F3864" w:themeColor="accent1" w:themeShade="80"/>
+        <w:sz w:val="18"/>
+      </w:rPr>
+    </w:lvl>
+    <w:lvl w:ilvl="1" w:tplc="040C0003" w:tentative="1">
+      <w:start w:val="1"/>
+      <w:numFmt w:val="bullet"/>
+      <w:lvlText w:val="o"/>
+      <w:lvlJc w:val="left"/>
+      <w:pPr>
+        <w:ind w:left="1440" w:hanging="360"/>
+      </w:pPr>
+      <w:rPr>
+        <w:rFonts w:ascii="Courier New" w:hAnsi="Courier New" w:cs="Courier New" w:hint="default"/>
+      </w:rPr>
+    </w:lvl>
+    <w:lvl w:ilvl="2" w:tplc="040C0005" w:tentative="1">
+      <w:start w:val="1"/>
+      <w:numFmt w:val="bullet"/>
+      <w:lvlText w:val=""/>
+      <w:lvlJc w:val="left"/>
+      <w:pPr>
+        <w:ind w:left="2160" w:hanging="360"/>
+      </w:pPr>
+      <w:rPr>
+        <w:rFonts w:ascii="Wingdings" w:hAnsi="Wingdings" w:hint="default"/>
+      </w:rPr>
+    </w:lvl>
+    <w:lvl w:ilvl="3" w:tplc="040C0001" w:tentative="1">
+      <w:start w:val="1"/>
+      <w:numFmt w:val="bullet"/>
+      <w:lvlText w:val=""/>
+      <w:lvlJc w:val="left"/>
+      <w:pPr>
+        <w:ind w:left="2880" w:hanging="360"/>
+      </w:pPr>
+      <w:rPr>
+        <w:rFonts w:ascii="Symbol" w:hAnsi="Symbol" w:hint="default"/>
+      </w:rPr>
+    </w:lvl>
+    <w:lvl w:ilvl="4" w:tplc="040C0003" w:tentative="1">
+      <w:start w:val="1"/>
+      <w:numFmt w:val="bullet"/>
+      <w:lvlText w:val="o"/>
+      <w:lvlJc w:val="left"/>
+      <w:pPr>
+        <w:ind w:left="3600" w:hanging="360"/>
+      </w:pPr>
+      <w:rPr>
+        <w:rFonts w:ascii="Courier New" w:hAnsi="Courier New" w:cs="Courier New" w:hint="default"/>
+      </w:rPr>
+    </w:lvl>
+    <w:lvl w:ilvl="5" w:tplc="040C0005" w:tentative="1">
+      <w:start w:val="1"/>
+      <w:numFmt w:val="bullet"/>
+      <w:lvlText w:val=""/>
+      <w:lvlJc w:val="left"/>
+      <w:pPr>
+        <w:ind w:left="4320" w:hanging="360"/>
+      </w:pPr>
+      <w:rPr>
+        <w:rFonts w:ascii="Wingdings" w:hAnsi="Wingdings" w:hint="default"/>
+      </w:rPr>
+    </w:lvl>
+    <w:lvl w:ilvl="6" w:tplc="040C0001" w:tentative="1">
+      <w:start w:val="1"/>
+      <w:numFmt w:val="bullet"/>
+      <w:lvlText w:val=""/>
+      <w:lvlJc w:val="left"/>
+      <w:pPr>
+        <w:ind w:left="5040" w:hanging="360"/>
+      </w:pPr>
+      <w:rPr>
+        <w:rFonts w:ascii="Symbol" w:hAnsi="Symbol" w:hint="default"/>
+      </w:rPr>
+    </w:lvl>
+    <w:lvl w:ilvl="7" w:tplc="040C0003" w:tentative="1">
+      <w:start w:val="1"/>
+      <w:numFmt w:val="bullet"/>
+      <w:lvlText w:val="o"/>
+      <w:lvlJc w:val="left"/>
+      <w:pPr>
+        <w:ind w:left="5760" w:hanging="360"/>
+      </w:pPr>
+      <w:rPr>
+        <w:rFonts w:ascii="Courier New" w:hAnsi="Courier New" w:cs="Courier New" w:hint="default"/>
+      </w:rPr>
+    </w:lvl>
+    <w:lvl w:ilvl="8" w:tplc="040C0005" w:tentative="1">
+      <w:start w:val="1"/>
+      <w:numFmt w:val="bullet"/>
+      <w:lvlText w:val=""/>
+      <w:lvlJc w:val="left"/>
+      <w:pPr>
+        <w:ind w:left="6480" w:hanging="360"/>
+      </w:pPr>
+      <w:rPr>
+        <w:rFonts w:ascii="Wingdings" w:hAnsi="Wingdings" w:hint="default"/>
+      </w:rPr>
+    </w:lvl>
+  </w:abstractNum>
+  <w:abstractNum w:abstractNumId="9" w15:restartNumberingAfterBreak="0">
     <w:nsid w:val="522631C9"/>
     <w:multiLevelType w:val="hybridMultilevel"/>
     <w:tmpl w:val="68B0ACD2"/>
@@ -3009,7 +3748,7 @@
       </w:rPr>
     </w:lvl>
   </w:abstractNum>
-  <w:abstractNum w:abstractNumId="9" w15:restartNumberingAfterBreak="0">
+  <w:abstractNum w:abstractNumId="10" w15:restartNumberingAfterBreak="0">
     <w:nsid w:val="5CF33102"/>
     <w:multiLevelType w:val="hybridMultilevel"/>
     <w:tmpl w:val="A4501324"/>
@@ -3124,7 +3863,7 @@
       </w:rPr>
     </w:lvl>
   </w:abstractNum>
-  <w:abstractNum w:abstractNumId="10" w15:restartNumberingAfterBreak="0">
+  <w:abstractNum w:abstractNumId="11" w15:restartNumberingAfterBreak="0">
     <w:nsid w:val="5E8F6934"/>
     <w:multiLevelType w:val="hybridMultilevel"/>
     <w:tmpl w:val="83EC98B4"/>
@@ -3239,7 +3978,7 @@
       </w:rPr>
     </w:lvl>
   </w:abstractNum>
-  <w:abstractNum w:abstractNumId="11" w15:restartNumberingAfterBreak="0">
+  <w:abstractNum w:abstractNumId="12" w15:restartNumberingAfterBreak="0">
     <w:nsid w:val="5FE52E27"/>
     <w:multiLevelType w:val="hybridMultilevel"/>
     <w:tmpl w:val="243ECAF8"/>
@@ -3354,7 +4093,7 @@
       </w:rPr>
     </w:lvl>
   </w:abstractNum>
-  <w:abstractNum w:abstractNumId="12" w15:restartNumberingAfterBreak="0">
+  <w:abstractNum w:abstractNumId="13" w15:restartNumberingAfterBreak="0">
     <w:nsid w:val="6F7A7DAA"/>
     <w:multiLevelType w:val="hybridMultilevel"/>
     <w:tmpl w:val="8FFAED64"/>
@@ -3469,7 +4208,7 @@
       </w:rPr>
     </w:lvl>
   </w:abstractNum>
-  <w:abstractNum w:abstractNumId="13" w15:restartNumberingAfterBreak="0">
+  <w:abstractNum w:abstractNumId="14" w15:restartNumberingAfterBreak="0">
     <w:nsid w:val="724752FE"/>
     <w:multiLevelType w:val="hybridMultilevel"/>
     <w:tmpl w:val="9056B8A4"/>
@@ -3564,7 +4303,7 @@
     <w:abstractNumId w:val="7"/>
   </w:num>
   <w:num w:numId="2" w16cid:durableId="74742324">
-    <w:abstractNumId w:val="12"/>
+    <w:abstractNumId w:val="13"/>
   </w:num>
   <w:num w:numId="3" w16cid:durableId="1244485470">
     <w:abstractNumId w:val="1"/>
@@ -3573,10 +4312,10 @@
     <w:abstractNumId w:val="0"/>
   </w:num>
   <w:num w:numId="5" w16cid:durableId="2120562923">
-    <w:abstractNumId w:val="13"/>
+    <w:abstractNumId w:val="14"/>
   </w:num>
   <w:num w:numId="6" w16cid:durableId="1411391097">
-    <w:abstractNumId w:val="9"/>
+    <w:abstractNumId w:val="10"/>
   </w:num>
   <w:num w:numId="7" w16cid:durableId="1686856642">
     <w:abstractNumId w:val="6"/>
@@ -3591,22 +4330,25 @@
     <w:abstractNumId w:val="5"/>
   </w:num>
   <w:num w:numId="11" w16cid:durableId="1277525575">
-    <w:abstractNumId w:val="8"/>
+    <w:abstractNumId w:val="9"/>
   </w:num>
   <w:num w:numId="12" w16cid:durableId="1840922113">
-    <w:abstractNumId w:val="11"/>
+    <w:abstractNumId w:val="12"/>
   </w:num>
   <w:num w:numId="13" w16cid:durableId="665014572">
     <w:abstractNumId w:val="2"/>
   </w:num>
   <w:num w:numId="14" w16cid:durableId="1163815324">
-    <w:abstractNumId w:val="10"/>
+    <w:abstractNumId w:val="11"/>
+  </w:num>
+  <w:num w:numId="15" w16cid:durableId="1392655779">
+    <w:abstractNumId w:val="8"/>
   </w:num>
 </w:numbering>
 </file>
 
 <file path=word/styles.xml><?xml version="1.0" encoding="utf-8"?>
-<w:styles xmlns:mc="http://schemas.openxmlformats.org/markup-compatibility/2006" xmlns:r="http://schemas.openxmlformats.org/officeDocument/2006/relationships" xmlns:w="http://schemas.openxmlformats.org/wordprocessingml/2006/main" xmlns:w14="http://schemas.microsoft.com/office/word/2010/wordml" xmlns:w15="http://schemas.microsoft.com/office/word/2012/wordml" xmlns:w16cex="http://schemas.microsoft.com/office/word/2018/wordml/cex" xmlns:w16cid="http://schemas.microsoft.com/office/word/2016/wordml/cid" xmlns:w16="http://schemas.microsoft.com/office/word/2018/wordml" xmlns:w16sdtdh="http://schemas.microsoft.com/office/word/2020/wordml/sdtdatahash" xmlns:w16se="http://schemas.microsoft.com/office/word/2015/wordml/symex" mc:Ignorable="w14 w15 w16se w16cid w16 w16cex w16sdtdh">
+<w:styles xmlns:mc="http://schemas.openxmlformats.org/markup-compatibility/2006" xmlns:r="http://schemas.openxmlformats.org/officeDocument/2006/relationships" xmlns:w="http://schemas.openxmlformats.org/wordprocessingml/2006/main" xmlns:w14="http://schemas.microsoft.com/office/word/2010/wordml" xmlns:w15="http://schemas.microsoft.com/office/word/2012/wordml" xmlns:w16cex="http://schemas.microsoft.com/office/word/2018/wordml/cex" xmlns:w16cid="http://schemas.microsoft.com/office/word/2016/wordml/cid" xmlns:w16="http://schemas.microsoft.com/office/word/2018/wordml" xmlns:w16du="http://schemas.microsoft.com/office/word/2023/wordml/word16du" xmlns:w16sdtdh="http://schemas.microsoft.com/office/word/2020/wordml/sdtdatahash" xmlns:w16sdtfl="http://schemas.microsoft.com/office/word/2024/wordml/sdtformatlock" xmlns:w16se="http://schemas.microsoft.com/office/word/2015/wordml/symex" mc:Ignorable="w14 w15 w16se w16cid w16 w16cex w16sdtdh w16sdtfl w16du">
   <w:docDefaults>
     <w:rPrDefault>
       <w:rPr>
